--- a/2_Explainable_AI_Team_Effort.docx
+++ b/2_Explainable_AI_Team_Effort.docx
@@ -24,7 +24,7 @@
         <w:rPr>
           <w:rFonts w:ascii="Calibri" w:hAnsi="Calibri"/>
           <w:color w:val="64748B"/>
-          <w:sz w:val="23"/>
+          <w:sz w:val="22"/>
         </w:rPr>
         <w:t>Dual-Stream Interpretable Architecture: Visual Heatmap Localization (Grad-CAM) &amp; Metadata Attribution (Input × Gradient)</w:t>
       </w:r>
@@ -45,15 +45,16 @@
         </w:tblBorders>
       </w:tblPr>
       <w:tblGrid>
-        <w:gridCol w:w="2340"/>
-        <w:gridCol w:w="2340"/>
-        <w:gridCol w:w="2340"/>
-        <w:gridCol w:w="2340"/>
+        <w:gridCol w:w="1872"/>
+        <w:gridCol w:w="1872"/>
+        <w:gridCol w:w="1872"/>
+        <w:gridCol w:w="1872"/>
+        <w:gridCol w:w="1872"/>
       </w:tblGrid>
       <w:tr>
         <w:tc>
           <w:tcPr>
-            <w:tcW w:type="dxa" w:w="2340"/>
+            <w:tcW w:type="dxa" w:w="1872"/>
             <w:shd w:fill="F8FAFC"/>
             <w:tcMar>
               <w:top w:w="80" w:type="dxa"/>
@@ -89,7 +90,7 @@
         </w:tc>
         <w:tc>
           <w:tcPr>
-            <w:tcW w:type="dxa" w:w="2340"/>
+            <w:tcW w:type="dxa" w:w="1872"/>
             <w:shd w:fill="F8FAFC"/>
             <w:tcMar>
               <w:top w:w="80" w:type="dxa"/>
@@ -125,7 +126,43 @@
         </w:tc>
         <w:tc>
           <w:tcPr>
-            <w:tcW w:type="dxa" w:w="2340"/>
+            <w:tcW w:type="dxa" w:w="1872"/>
+            <w:shd w:fill="F8FAFC"/>
+            <w:tcMar>
+              <w:top w:w="80" w:type="dxa"/>
+              <w:bottom w:w="80" w:type="dxa"/>
+              <w:left w:w="120" w:type="dxa"/>
+              <w:right w:w="120" w:type="dxa"/>
+            </w:tcMar>
+          </w:tcPr>
+          <w:p>
+            <w:pPr>
+              <w:jc w:val="center"/>
+            </w:pPr>
+            <w:r>
+              <w:rPr>
+                <w:rFonts w:ascii="Calibri" w:hAnsi="Calibri"/>
+                <w:b/>
+                <w:color w:val="64748B"/>
+                <w:sz w:val="16"/>
+              </w:rPr>
+              <w:t>TEAM NO</w:t>
+              <w:br/>
+            </w:r>
+            <w:r>
+              <w:rPr>
+                <w:rFonts w:ascii="Calibri" w:hAnsi="Calibri"/>
+                <w:b/>
+                <w:color w:val="1B365D"/>
+                <w:sz w:val="19"/>
+              </w:rPr>
+              <w:t>2</w:t>
+            </w:r>
+          </w:p>
+        </w:tc>
+        <w:tc>
+          <w:tcPr>
+            <w:tcW w:type="dxa" w:w="1872"/>
             <w:shd w:fill="F8FAFC"/>
             <w:tcMar>
               <w:top w:w="80" w:type="dxa"/>
@@ -155,13 +192,13 @@
                 <w:color w:val="1B365D"/>
                 <w:sz w:val="19"/>
               </w:rPr>
-              <w:t>Jai</w:t>
+              <w:t>Jai Subiksha T</w:t>
             </w:r>
           </w:p>
         </w:tc>
         <w:tc>
           <w:tcPr>
-            <w:tcW w:type="dxa" w:w="2340"/>
+            <w:tcW w:type="dxa" w:w="1872"/>
             <w:shd w:fill="F8FAFC"/>
             <w:tcMar>
               <w:top w:w="80" w:type="dxa"/>
@@ -191,7 +228,7 @@
                 <w:color w:val="1B365D"/>
                 <w:sz w:val="19"/>
               </w:rPr>
-              <w:t>Sanjay</w:t>
+              <w:t>Sanjay AR</w:t>
             </w:r>
           </w:p>
         </w:tc>
@@ -255,7 +292,7 @@
           <w:color w:val="1E293B"/>
           <w:sz w:val="19"/>
         </w:rPr>
-        <w:t xml:space="preserve">Student 1 (Jai) — Visual Explainability Lead: </w:t>
+        <w:t xml:space="preserve">Student 1: Jai Subiksha T — Visual Explainability Lead: </w:t>
       </w:r>
       <w:r>
         <w:rPr>
@@ -278,7 +315,7 @@
           <w:color w:val="1E293B"/>
           <w:sz w:val="19"/>
         </w:rPr>
-        <w:t xml:space="preserve">Student 2 (Sanjay) — Metadata Explainability Lead: </w:t>
+        <w:t xml:space="preserve">Student 2: Sanjay AR — Metadata Explainability Lead: </w:t>
       </w:r>
       <w:r>
         <w:rPr>
@@ -324,7 +361,7 @@
           <w:color w:val="1B365D"/>
           <w:sz w:val="28"/>
         </w:rPr>
-        <w:t>2. Student 1 (Jai): Visual Explainability via Grad-CAM</w:t>
+        <w:t>2. Student 1: Jai Subiksha T — Visual Explainability via Grad-CAM</w:t>
       </w:r>
     </w:p>
     <w:p>
@@ -447,7 +484,7 @@
           <w:color w:val="1B365D"/>
           <w:sz w:val="28"/>
         </w:rPr>
-        <w:t>3. Student 2 (Sanjay): Metadata Explainability via Input × Gradient</w:t>
+        <w:t>3. Student 2: Sanjay AR — Metadata Explainability via Input × Gradient</w:t>
       </w:r>
     </w:p>
     <w:p>
@@ -475,7 +512,7 @@
           <w:color w:val="1E293B"/>
           <w:sz w:val="19"/>
         </w:rPr>
-        <w:t>While visual heatmaps localize spatial pixel anomalies, they cannot explain why a document was flagged for header tampering or impossible temporal deltas. To interpret the 13-dimensional metadata vector x in R^13, Sanjay engineered a first-order gradient attribution explainer (src/model/xai_metadata.py).</w:t>
+        <w:t>While visual heatmaps localize spatial pixel anomalies, they cannot explain why a document was flagged for header tampering or impossible temporal deltas. To interpret the 13-dimensional metadata vector x in R^13, Sanjay AR engineered a first-order gradient attribution explainer (src/model/xai_metadata.py).</w:t>
       </w:r>
     </w:p>
     <w:p>
@@ -2143,7 +2180,7 @@
           <w:color w:val="1E293B"/>
           <w:sz w:val="19"/>
         </w:rPr>
-        <w:t>Jai and Sanjay collaborated to eliminate this redundancy by modifying predict.py. By setting meta_tensor.requires_grad = True before the primary model forward pass, PyTorch retains the entire multimodal computational graph. When score.backward() is executed for Grad-CAM, the exact same backpropagation pass populates meta_tensor.grad simultaneously. Metadata attributions are then computed via vector dot product with zero additional forward passes, reducing explainability latency to less than 1 millisecond overhead.</w:t>
+        <w:t>Jai Subiksha T and Sanjay AR collaborated to eliminate this redundancy by modifying predict.py. By setting meta_tensor.requires_grad = True before the primary model forward pass, PyTorch retains the entire multimodal computational graph. When score.backward() is executed for Grad-CAM, the exact same backpropagation pass populates meta_tensor.grad simultaneously. Metadata attributions are then computed via vector dot product with zero additional forward passes, reducing explainability latency to less than 1 millisecond overhead.</w:t>
       </w:r>
     </w:p>
     <w:p>
@@ -2186,7 +2223,7 @@
           <w:color w:val="1E293B"/>
           <w:sz w:val="19"/>
         </w:rPr>
-        <w:t xml:space="preserve">Student 1 Visual Card: </w:t>
+        <w:t xml:space="preserve">Student 1: Jai Subiksha T — Visual Card: </w:t>
       </w:r>
       <w:r>
         <w:rPr>
@@ -2209,7 +2246,7 @@
           <w:color w:val="1E293B"/>
           <w:sz w:val="19"/>
         </w:rPr>
-        <w:t xml:space="preserve">Student 2 Metadata Card: </w:t>
+        <w:t xml:space="preserve">Student 2: Sanjay AR — Metadata Card: </w:t>
       </w:r>
       <w:r>
         <w:rPr>
@@ -2433,7 +2470,7 @@
                 <w:color w:val="FFFFFF"/>
                 <w:sz w:val="18"/>
               </w:rPr>
-              <w:t>Student 1: Jai</w:t>
+              <w:t>Student 1: Jai Subiksha T</w:t>
             </w:r>
           </w:p>
         </w:tc>
@@ -2460,7 +2497,7 @@
                 <w:color w:val="FFFFFF"/>
                 <w:sz w:val="18"/>
               </w:rPr>
-              <w:t>Student 2: Sanjay</w:t>
+              <w:t>Student 2: Sanjay AR</w:t>
             </w:r>
           </w:p>
         </w:tc>
@@ -2888,11 +2925,8 @@
   <w:p>
     <w:pPr>
       <w:pStyle w:val="Footer"/>
-      <w:jc w:val="center"/>
     </w:pPr>
-    <w:r>
-      <w:t>Confidential — Deep Learning Technical Deliverable (Review 3 Submission)</w:t>
-    </w:r>
+    <w:r/>
   </w:p>
 </w:ftr>
 </file>
@@ -2902,11 +2936,8 @@
   <w:p>
     <w:pPr>
       <w:pStyle w:val="Header"/>
-      <w:jc w:val="right"/>
     </w:pPr>
-    <w:r>
-      <w:t>GROGU-KYC Project | Deliverable 2: Multimodal Explainable AI</w:t>
-    </w:r>
+    <w:r/>
   </w:p>
 </w:hdr>
 </file>
@@ -3289,11 +3320,6 @@
       </w:tabs>
       <w:spacing w:after="0" w:line="240" w:lineRule="auto"/>
     </w:pPr>
-    <w:rPr>
-      <w:rFonts w:ascii="Calibri" w:hAnsi="Calibri"/>
-      <w:color w:val="8C96A5"/>
-      <w:sz w:val="17"/>
-    </w:rPr>
   </w:style>
   <w:style w:type="character" w:customStyle="1" w:styleId="HeaderChar">
     <w:name w:val="Header Char"/>
@@ -3316,11 +3342,6 @@
       </w:tabs>
       <w:spacing w:after="0" w:line="240" w:lineRule="auto"/>
     </w:pPr>
-    <w:rPr>
-      <w:rFonts w:ascii="Calibri" w:hAnsi="Calibri"/>
-      <w:color w:val="A0AAB9"/>
-      <w:sz w:val="17"/>
-    </w:rPr>
   </w:style>
   <w:style w:type="character" w:customStyle="1" w:styleId="FooterChar">
     <w:name w:val="Footer Char"/>
